--- a/IMH_Pravilnik_O_Formiranju_Cijena_2026-2027.docx
+++ b/IMH_Pravilnik_O_Formiranju_Cijena_2026-2027.docx
@@ -23,7 +23,7 @@
           <w:noProof/>
         </w:rPr>
         <w:drawing>
-          <wp:anchor distT="0" distB="0" distL="114300" distR="114300" simplePos="0" relativeHeight="251660288" behindDoc="0" locked="0" layoutInCell="1" allowOverlap="1" wp14:anchorId="7967C4A1" wp14:editId="34E7B132">
+          <wp:anchor distT="0" distB="0" distL="114300" distR="114300" simplePos="0" relativeHeight="251660288" behindDoc="0" locked="0" layoutInCell="1" allowOverlap="1" wp14:anchorId="7967C4A1" wp14:editId="084F1481">
             <wp:simplePos x="0" y="0"/>
             <wp:positionH relativeFrom="column">
               <wp:posOffset>-188348</wp:posOffset>
@@ -180,6 +180,7 @@
         </w:rPr>
         <w:t xml:space="preserve"> International </w:t>
       </w:r>
+      <w:proofErr w:type="spellStart"/>
       <w:r>
         <w:rPr>
           <w:rFonts w:ascii="Century Gothic" w:hAnsi="Century Gothic" w:cs="Arial"/>
@@ -189,7 +190,43 @@
           <w:sz w:val="36"/>
           <w:szCs w:val="36"/>
         </w:rPr>
-        <w:t xml:space="preserve">Montessori House </w:t>
+        <w:t>Montessori</w:t>
+      </w:r>
+      <w:proofErr w:type="spellEnd"/>
+      <w:r>
+        <w:rPr>
+          <w:rFonts w:ascii="Century Gothic" w:hAnsi="Century Gothic" w:cs="Arial"/>
+          <w:b/>
+          <w:bCs/>
+          <w:color w:val="000000"/>
+          <w:sz w:val="36"/>
+          <w:szCs w:val="36"/>
+        </w:rPr>
+        <w:t xml:space="preserve"> </w:t>
+      </w:r>
+      <w:proofErr w:type="spellStart"/>
+      <w:r>
+        <w:rPr>
+          <w:rFonts w:ascii="Century Gothic" w:hAnsi="Century Gothic" w:cs="Arial"/>
+          <w:b/>
+          <w:bCs/>
+          <w:color w:val="000000"/>
+          <w:sz w:val="36"/>
+          <w:szCs w:val="36"/>
+        </w:rPr>
+        <w:t>House</w:t>
+      </w:r>
+      <w:proofErr w:type="spellEnd"/>
+      <w:r>
+        <w:rPr>
+          <w:rFonts w:ascii="Century Gothic" w:hAnsi="Century Gothic" w:cs="Arial"/>
+          <w:b/>
+          <w:bCs/>
+          <w:color w:val="000000"/>
+          <w:sz w:val="36"/>
+          <w:szCs w:val="36"/>
+        </w:rPr>
+        <w:t xml:space="preserve"> </w:t>
       </w:r>
       <w:r>
         <w:rPr>
@@ -1074,8 +1111,39 @@
           <w:iCs/>
           <w:color w:val="000000"/>
         </w:rPr>
-        <w:t xml:space="preserve"> Montessori House</w:t>
-      </w:r>
+        <w:t xml:space="preserve"> </w:t>
+      </w:r>
+      <w:proofErr w:type="spellStart"/>
+      <w:r>
+        <w:rPr>
+          <w:rFonts w:ascii="Century Gothic" w:hAnsi="Century Gothic" w:cs="Arial"/>
+          <w:bCs/>
+          <w:iCs/>
+          <w:color w:val="000000"/>
+        </w:rPr>
+        <w:t>Montessori</w:t>
+      </w:r>
+      <w:proofErr w:type="spellEnd"/>
+      <w:r>
+        <w:rPr>
+          <w:rFonts w:ascii="Century Gothic" w:hAnsi="Century Gothic" w:cs="Arial"/>
+          <w:bCs/>
+          <w:iCs/>
+          <w:color w:val="000000"/>
+        </w:rPr>
+        <w:t xml:space="preserve"> </w:t>
+      </w:r>
+      <w:proofErr w:type="spellStart"/>
+      <w:r>
+        <w:rPr>
+          <w:rFonts w:ascii="Century Gothic" w:hAnsi="Century Gothic" w:cs="Arial"/>
+          <w:bCs/>
+          <w:iCs/>
+          <w:color w:val="000000"/>
+        </w:rPr>
+        <w:t>House</w:t>
+      </w:r>
+      <w:proofErr w:type="spellEnd"/>
       <w:r>
         <w:rPr>
           <w:rFonts w:ascii="Century Gothic" w:hAnsi="Century Gothic" w:cs="Arial"/>
@@ -1656,7 +1724,29 @@
           <w:szCs w:val="22"/>
           <w:lang w:val="hr-HR"/>
         </w:rPr>
-        <w:t xml:space="preserve">program (PPU IMH Toddler grupa ili PPU IMH Predškolska grupa ili PPU IMH IDSS Predškolska grupa ) </w:t>
+        <w:t xml:space="preserve">program (PPU IMH </w:t>
+      </w:r>
+      <w:proofErr w:type="spellStart"/>
+      <w:r>
+        <w:rPr>
+          <w:rFonts w:ascii="Century Gothic" w:hAnsi="Century Gothic" w:cstheme="minorHAnsi"/>
+          <w:color w:val="auto"/>
+          <w:sz w:val="22"/>
+          <w:szCs w:val="22"/>
+          <w:lang w:val="hr-HR"/>
+        </w:rPr>
+        <w:t>Toddler</w:t>
+      </w:r>
+      <w:proofErr w:type="spellEnd"/>
+      <w:r>
+        <w:rPr>
+          <w:rFonts w:ascii="Century Gothic" w:hAnsi="Century Gothic" w:cstheme="minorHAnsi"/>
+          <w:color w:val="auto"/>
+          <w:sz w:val="22"/>
+          <w:szCs w:val="22"/>
+          <w:lang w:val="hr-HR"/>
+        </w:rPr>
+        <w:t xml:space="preserve"> grupa ili PPU IMH Predškolska grupa ili PPU IMH IDSS Predškolska grupa ) </w:t>
       </w:r>
       <w:r>
         <w:rPr>
@@ -1668,6 +1758,7 @@
         </w:rPr>
         <w:t xml:space="preserve">i njegovo će mjesto biti </w:t>
       </w:r>
+      <w:proofErr w:type="spellStart"/>
       <w:r>
         <w:rPr>
           <w:rFonts w:ascii="Century Gothic" w:hAnsi="Century Gothic" w:cstheme="minorHAnsi"/>
@@ -1680,6 +1771,7 @@
         </w:rPr>
         <w:t>rezervisano</w:t>
       </w:r>
+      <w:proofErr w:type="spellEnd"/>
       <w:r>
         <w:rPr>
           <w:rFonts w:ascii="Century Gothic" w:hAnsi="Century Gothic" w:cstheme="minorHAnsi"/>
@@ -2052,15 +2144,27 @@
         </w:rPr>
         <w:t xml:space="preserve">program PPU IMH </w:t>
       </w:r>
-      <w:r>
-        <w:rPr>
-          <w:rFonts w:ascii="Century Gothic" w:hAnsi="Century Gothic" w:cstheme="minorHAnsi"/>
-          <w:color w:val="auto"/>
-          <w:sz w:val="22"/>
-          <w:szCs w:val="22"/>
-          <w:lang w:val="hr-HR"/>
-        </w:rPr>
-        <w:t xml:space="preserve">Toddler grupa i </w:t>
+      <w:proofErr w:type="spellStart"/>
+      <w:r>
+        <w:rPr>
+          <w:rFonts w:ascii="Century Gothic" w:hAnsi="Century Gothic" w:cstheme="minorHAnsi"/>
+          <w:color w:val="auto"/>
+          <w:sz w:val="22"/>
+          <w:szCs w:val="22"/>
+          <w:lang w:val="hr-HR"/>
+        </w:rPr>
+        <w:t>Toddler</w:t>
+      </w:r>
+      <w:proofErr w:type="spellEnd"/>
+      <w:r>
+        <w:rPr>
+          <w:rFonts w:ascii="Century Gothic" w:hAnsi="Century Gothic" w:cstheme="minorHAnsi"/>
+          <w:color w:val="auto"/>
+          <w:sz w:val="22"/>
+          <w:szCs w:val="22"/>
+          <w:lang w:val="hr-HR"/>
+        </w:rPr>
+        <w:t xml:space="preserve"> grupa i </w:t>
       </w:r>
       <w:r>
         <w:rPr>
@@ -2855,15 +2959,27 @@
         </w:rPr>
         <w:t xml:space="preserve">program PPU IMH </w:t>
       </w:r>
-      <w:r>
-        <w:rPr>
-          <w:rFonts w:ascii="Century Gothic" w:hAnsi="Century Gothic" w:cstheme="minorHAnsi"/>
-          <w:color w:val="auto"/>
-          <w:sz w:val="22"/>
-          <w:szCs w:val="22"/>
-          <w:lang w:val="hr-HR"/>
-        </w:rPr>
-        <w:t xml:space="preserve">Toddler grupa i </w:t>
+      <w:proofErr w:type="spellStart"/>
+      <w:r>
+        <w:rPr>
+          <w:rFonts w:ascii="Century Gothic" w:hAnsi="Century Gothic" w:cstheme="minorHAnsi"/>
+          <w:color w:val="auto"/>
+          <w:sz w:val="22"/>
+          <w:szCs w:val="22"/>
+          <w:lang w:val="hr-HR"/>
+        </w:rPr>
+        <w:t>Toddler</w:t>
+      </w:r>
+      <w:proofErr w:type="spellEnd"/>
+      <w:r>
+        <w:rPr>
+          <w:rFonts w:ascii="Century Gothic" w:hAnsi="Century Gothic" w:cstheme="minorHAnsi"/>
+          <w:color w:val="auto"/>
+          <w:sz w:val="22"/>
+          <w:szCs w:val="22"/>
+          <w:lang w:val="hr-HR"/>
+        </w:rPr>
+        <w:t xml:space="preserve"> grupa i </w:t>
       </w:r>
       <w:r>
         <w:rPr>
@@ -3132,7 +3248,29 @@
           <w:szCs w:val="22"/>
           <w:lang w:val="hr-HR"/>
         </w:rPr>
-        <w:t xml:space="preserve"> Toddler grupa i </w:t>
+        <w:t xml:space="preserve"> </w:t>
+      </w:r>
+      <w:proofErr w:type="spellStart"/>
+      <w:r>
+        <w:rPr>
+          <w:rFonts w:ascii="Century Gothic" w:hAnsi="Century Gothic" w:cstheme="minorHAnsi"/>
+          <w:color w:val="auto"/>
+          <w:sz w:val="22"/>
+          <w:szCs w:val="22"/>
+          <w:lang w:val="hr-HR"/>
+        </w:rPr>
+        <w:t>Toddler</w:t>
+      </w:r>
+      <w:proofErr w:type="spellEnd"/>
+      <w:r>
+        <w:rPr>
+          <w:rFonts w:ascii="Century Gothic" w:hAnsi="Century Gothic" w:cstheme="minorHAnsi"/>
+          <w:color w:val="auto"/>
+          <w:sz w:val="22"/>
+          <w:szCs w:val="22"/>
+          <w:lang w:val="hr-HR"/>
+        </w:rPr>
+        <w:t xml:space="preserve"> grupa i </w:t>
       </w:r>
       <w:r>
         <w:rPr>
@@ -5082,6 +5220,7 @@
           <w:lang w:val="hr-HR"/>
         </w:rPr>
       </w:pPr>
+      <w:proofErr w:type="spellStart"/>
       <w:r>
         <w:rPr>
           <w:rFonts w:ascii="Century Gothic" w:hAnsi="Century Gothic" w:cstheme="minorHAnsi"/>
@@ -5093,7 +5232,20 @@
           <w:lang w:val="hr-HR"/>
         </w:rPr>
         <w:lastRenderedPageBreak/>
-        <w:t>Cjenovnik za akademsku 202</w:t>
+        <w:t>Cjenovnik</w:t>
+      </w:r>
+      <w:proofErr w:type="spellEnd"/>
+      <w:r>
+        <w:rPr>
+          <w:rFonts w:ascii="Century Gothic" w:hAnsi="Century Gothic" w:cstheme="minorHAnsi"/>
+          <w:b/>
+          <w:bCs/>
+          <w:color w:val="auto"/>
+          <w:sz w:val="22"/>
+          <w:szCs w:val="22"/>
+          <w:lang w:val="hr-HR"/>
+        </w:rPr>
+        <w:t xml:space="preserve"> za akademsku 202</w:t>
       </w:r>
       <w:r>
         <w:rPr>
@@ -5376,7 +5528,31 @@
                 <w:iCs/>
                 <w:lang w:val="bs-Latn-BA"/>
               </w:rPr>
-              <w:t>IMH Toddler grupa i IMH Predškolska grupa</w:t>
+              <w:t xml:space="preserve">IMH </w:t>
+            </w:r>
+            <w:proofErr w:type="spellStart"/>
+            <w:r>
+              <w:rPr>
+                <w:rFonts w:ascii="Century Gothic" w:hAnsi="Century Gothic" w:cs="Times New Roman"/>
+                <w:b/>
+                <w:bCs/>
+                <w:i/>
+                <w:iCs/>
+                <w:lang w:val="bs-Latn-BA"/>
+              </w:rPr>
+              <w:t>Toddler</w:t>
+            </w:r>
+            <w:proofErr w:type="spellEnd"/>
+            <w:r>
+              <w:rPr>
+                <w:rFonts w:ascii="Century Gothic" w:hAnsi="Century Gothic" w:cs="Times New Roman"/>
+                <w:b/>
+                <w:bCs/>
+                <w:i/>
+                <w:iCs/>
+                <w:lang w:val="bs-Latn-BA"/>
+              </w:rPr>
+              <w:t xml:space="preserve"> grupa i IMH Predškolska grupa</w:t>
             </w:r>
           </w:p>
         </w:tc>
@@ -5450,7 +5626,7 @@
                 <w:iCs/>
                 <w:lang w:val="bs-Latn-BA"/>
               </w:rPr>
-              <w:t>300,00</w:t>
+              <w:t>200,00</w:t>
             </w:r>
           </w:p>
         </w:tc>
@@ -5482,7 +5658,7 @@
                 <w:iCs/>
                 <w:lang w:val="bs-Latn-BA"/>
               </w:rPr>
-              <w:t>300,00</w:t>
+              <w:t>200,00</w:t>
             </w:r>
           </w:p>
         </w:tc>
@@ -5580,7 +5756,7 @@
                 <w:iCs/>
                 <w:lang w:val="bs-Latn-BA"/>
               </w:rPr>
-              <w:t>200,00</w:t>
+              <w:t>300,00</w:t>
             </w:r>
           </w:p>
         </w:tc>
@@ -5612,7 +5788,16 @@
                 <w:iCs/>
                 <w:lang w:val="bs-Latn-BA"/>
               </w:rPr>
-              <w:t>200,00</w:t>
+              <w:t>300</w:t>
+            </w:r>
+            <w:r>
+              <w:rPr>
+                <w:rFonts w:ascii="Century Gothic" w:hAnsi="Century Gothic" w:cs="Times New Roman"/>
+                <w:i/>
+                <w:iCs/>
+                <w:lang w:val="bs-Latn-BA"/>
+              </w:rPr>
+              <w:t>,00</w:t>
             </w:r>
           </w:p>
         </w:tc>
@@ -7567,8 +7752,21 @@
           <w:szCs w:val="22"/>
           <w:lang w:val="hr-HR"/>
         </w:rPr>
-        <w:t xml:space="preserve"> mjesecu</w:t>
-      </w:r>
+        <w:t xml:space="preserve"> </w:t>
+      </w:r>
+      <w:proofErr w:type="spellStart"/>
+      <w:r>
+        <w:rPr>
+          <w:rFonts w:ascii="Century Gothic" w:hAnsi="Century Gothic" w:cstheme="minorHAnsi"/>
+          <w:b/>
+          <w:color w:val="auto"/>
+          <w:sz w:val="22"/>
+          <w:szCs w:val="22"/>
+          <w:lang w:val="hr-HR"/>
+        </w:rPr>
+        <w:t>mjesecu</w:t>
+      </w:r>
+      <w:proofErr w:type="spellEnd"/>
       <w:r>
         <w:rPr>
           <w:rFonts w:ascii="Century Gothic" w:hAnsi="Century Gothic" w:cstheme="minorHAnsi"/>
@@ -7917,7 +8115,31 @@
           <w:szCs w:val="22"/>
           <w:lang w:val="hr-HR"/>
         </w:rPr>
-        <w:t xml:space="preserve">program PPU IMH nakon zvaničnog početka školske godine, iznos školarine obračunaće se proporcionalno broju mjesečnih rata do 31. </w:t>
+        <w:t xml:space="preserve">program PPU IMH nakon zvaničnog početka školske godine, iznos školarine </w:t>
+      </w:r>
+      <w:proofErr w:type="spellStart"/>
+      <w:r>
+        <w:rPr>
+          <w:rFonts w:ascii="Century Gothic" w:hAnsi="Century Gothic" w:cstheme="minorHAnsi"/>
+          <w:bCs/>
+          <w:color w:val="auto"/>
+          <w:sz w:val="22"/>
+          <w:szCs w:val="22"/>
+          <w:lang w:val="hr-HR"/>
+        </w:rPr>
+        <w:t>obračunaće</w:t>
+      </w:r>
+      <w:proofErr w:type="spellEnd"/>
+      <w:r>
+        <w:rPr>
+          <w:rFonts w:ascii="Century Gothic" w:hAnsi="Century Gothic" w:cstheme="minorHAnsi"/>
+          <w:bCs/>
+          <w:color w:val="auto"/>
+          <w:sz w:val="22"/>
+          <w:szCs w:val="22"/>
+          <w:lang w:val="hr-HR"/>
+        </w:rPr>
+        <w:t xml:space="preserve"> se proporcionalno broju mjesečnih rata do 31. </w:t>
       </w:r>
       <w:r>
         <w:rPr>
@@ -8214,7 +8436,29 @@
           <w:szCs w:val="22"/>
           <w:lang w:val="hr-HR"/>
         </w:rPr>
-        <w:t>praćenje razvoja i redovno informisanje roditelja</w:t>
+        <w:t xml:space="preserve">praćenje razvoja i redovno </w:t>
+      </w:r>
+      <w:proofErr w:type="spellStart"/>
+      <w:r>
+        <w:rPr>
+          <w:rFonts w:ascii="Century Gothic" w:hAnsi="Century Gothic" w:cstheme="minorHAnsi"/>
+          <w:color w:val="auto"/>
+          <w:sz w:val="22"/>
+          <w:szCs w:val="22"/>
+          <w:lang w:val="hr-HR"/>
+        </w:rPr>
+        <w:t>informisanje</w:t>
+      </w:r>
+      <w:proofErr w:type="spellEnd"/>
+      <w:r>
+        <w:rPr>
+          <w:rFonts w:ascii="Century Gothic" w:hAnsi="Century Gothic" w:cstheme="minorHAnsi"/>
+          <w:color w:val="auto"/>
+          <w:sz w:val="22"/>
+          <w:szCs w:val="22"/>
+          <w:lang w:val="hr-HR"/>
+        </w:rPr>
+        <w:t xml:space="preserve"> roditelja</w:t>
       </w:r>
       <w:r>
         <w:rPr>
@@ -8366,7 +8610,29 @@
           <w:szCs w:val="22"/>
           <w:lang w:val="hr-HR"/>
         </w:rPr>
-        <w:t>.U. Internationale Deutsche Schule Sarajevo</w:t>
+        <w:t xml:space="preserve">.U. Internationale Deutsche </w:t>
+      </w:r>
+      <w:proofErr w:type="spellStart"/>
+      <w:r>
+        <w:rPr>
+          <w:rFonts w:ascii="Century Gothic" w:hAnsi="Century Gothic" w:cstheme="minorHAnsi"/>
+          <w:color w:val="auto"/>
+          <w:sz w:val="22"/>
+          <w:szCs w:val="22"/>
+          <w:lang w:val="hr-HR"/>
+        </w:rPr>
+        <w:t>Schule</w:t>
+      </w:r>
+      <w:proofErr w:type="spellEnd"/>
+      <w:r>
+        <w:rPr>
+          <w:rFonts w:ascii="Century Gothic" w:hAnsi="Century Gothic" w:cstheme="minorHAnsi"/>
+          <w:color w:val="auto"/>
+          <w:sz w:val="22"/>
+          <w:szCs w:val="22"/>
+          <w:lang w:val="hr-HR"/>
+        </w:rPr>
+        <w:t xml:space="preserve"> Sarajevo</w:t>
       </w:r>
       <w:r>
         <w:rPr>
@@ -9842,7 +10108,23 @@
           <w:rFonts w:ascii="Century Gothic" w:hAnsi="Century Gothic" w:cstheme="minorHAnsi"/>
           <w:lang w:val="bs-Latn-BA"/>
         </w:rPr>
-        <w:t>Izuzetno, u slučaju da iz jedne porodice tri ili više djece istovremeno pohađaju IMH, obaveza plaćanja školarine, upisnine, depozita i participacije za potrošni materijal postoji samo za prvo i drugo dijete.</w:t>
+        <w:t xml:space="preserve">Izuzetno, u slučaju da iz jedne porodice tri ili više djece istovremeno </w:t>
+      </w:r>
+      <w:proofErr w:type="spellStart"/>
+      <w:r>
+        <w:rPr>
+          <w:rFonts w:ascii="Century Gothic" w:hAnsi="Century Gothic" w:cstheme="minorHAnsi"/>
+          <w:lang w:val="bs-Latn-BA"/>
+        </w:rPr>
+        <w:t>pohađaju</w:t>
+      </w:r>
+      <w:proofErr w:type="spellEnd"/>
+      <w:r>
+        <w:rPr>
+          <w:rFonts w:ascii="Century Gothic" w:hAnsi="Century Gothic" w:cstheme="minorHAnsi"/>
+          <w:lang w:val="bs-Latn-BA"/>
+        </w:rPr>
+        <w:t xml:space="preserve"> IMH, obaveza plaćanja školarine, upisnine, depozita i participacije za potrošni materijal postoji samo za prvo i drugo dijete.</w:t>
       </w:r>
     </w:p>
     <w:p>
@@ -9868,7 +10150,23 @@
           <w:rFonts w:ascii="Century Gothic" w:hAnsi="Century Gothic" w:cstheme="minorHAnsi"/>
           <w:lang w:val="bs-Latn-BA"/>
         </w:rPr>
-        <w:t>Svako naredno dijete (treće, četvrto, itd.) iz iste porodice oslobođeno je plaćanja ovih troškova za vrijeme trajanja istovremenog pohađanja.</w:t>
+        <w:t xml:space="preserve">Svako naredno dijete (treće, četvrto, itd.) iz iste porodice oslobođeno je plaćanja ovih troškova za vrijeme trajanja istovremenog </w:t>
+      </w:r>
+      <w:proofErr w:type="spellStart"/>
+      <w:r>
+        <w:rPr>
+          <w:rFonts w:ascii="Century Gothic" w:hAnsi="Century Gothic" w:cstheme="minorHAnsi"/>
+          <w:lang w:val="bs-Latn-BA"/>
+        </w:rPr>
+        <w:t>pohađanja</w:t>
+      </w:r>
+      <w:proofErr w:type="spellEnd"/>
+      <w:r>
+        <w:rPr>
+          <w:rFonts w:ascii="Century Gothic" w:hAnsi="Century Gothic" w:cstheme="minorHAnsi"/>
+          <w:lang w:val="bs-Latn-BA"/>
+        </w:rPr>
+        <w:t>.</w:t>
       </w:r>
     </w:p>
     <w:p>
@@ -9895,7 +10193,23 @@
           <w:rFonts w:ascii="Century Gothic" w:hAnsi="Century Gothic" w:cstheme="minorHAnsi"/>
           <w:lang w:val="bs-Latn-BA"/>
         </w:rPr>
-        <w:t>U slučajevima kada je to od posebnog interesa za IMH, Upravni odbor može dogovoriti i drugačiji iznos popusta na školarinu.</w:t>
+        <w:t xml:space="preserve">U slučajevima kada je to od posebnog </w:t>
+      </w:r>
+      <w:proofErr w:type="spellStart"/>
+      <w:r>
+        <w:rPr>
+          <w:rFonts w:ascii="Century Gothic" w:hAnsi="Century Gothic" w:cstheme="minorHAnsi"/>
+          <w:lang w:val="bs-Latn-BA"/>
+        </w:rPr>
+        <w:t>interesa</w:t>
+      </w:r>
+      <w:proofErr w:type="spellEnd"/>
+      <w:r>
+        <w:rPr>
+          <w:rFonts w:ascii="Century Gothic" w:hAnsi="Century Gothic" w:cstheme="minorHAnsi"/>
+          <w:lang w:val="bs-Latn-BA"/>
+        </w:rPr>
+        <w:t xml:space="preserve"> za IMH, Upravni odbor može dogovoriti i drugačiji iznos popusta na školarinu.</w:t>
       </w:r>
     </w:p>
     <w:p>
@@ -10487,7 +10801,23 @@
           <w:rFonts w:ascii="Century Gothic" w:hAnsi="Century Gothic" w:cstheme="minorHAnsi"/>
           <w:lang w:val="hr-HR"/>
         </w:rPr>
-        <w:t>može biti suspendovana na period od jednog mjeseca, unutar kojeg se mora izvršiti uplata svih pristiglih a ne izmirenih obaveza od strane roditelja/staratelja, kako bi se nastava mogla nastaviti.</w:t>
+        <w:t xml:space="preserve">može biti </w:t>
+      </w:r>
+      <w:proofErr w:type="spellStart"/>
+      <w:r>
+        <w:rPr>
+          <w:rFonts w:ascii="Century Gothic" w:hAnsi="Century Gothic" w:cstheme="minorHAnsi"/>
+          <w:lang w:val="hr-HR"/>
+        </w:rPr>
+        <w:t>suspendovana</w:t>
+      </w:r>
+      <w:proofErr w:type="spellEnd"/>
+      <w:r>
+        <w:rPr>
+          <w:rFonts w:ascii="Century Gothic" w:hAnsi="Century Gothic" w:cstheme="minorHAnsi"/>
+          <w:lang w:val="hr-HR"/>
+        </w:rPr>
+        <w:t xml:space="preserve"> na period od jednog mjeseca, unutar kojeg se mora izvršiti uplata svih pristiglih a ne izmirenih obaveza od strane roditelja/staratelja, kako bi se nastava mogla nastaviti.</w:t>
       </w:r>
     </w:p>
     <w:p>
@@ -10611,12 +10941,21 @@
         </w:rPr>
         <w:t xml:space="preserve">PPU IMH zadržava pravo da </w:t>
       </w:r>
-      <w:r>
-        <w:rPr>
-          <w:rFonts w:ascii="Century Gothic" w:hAnsi="Century Gothic" w:cstheme="minorHAnsi"/>
-          <w:lang w:val="hr-HR"/>
-        </w:rPr>
-        <w:t xml:space="preserve">preduzme zakonom propisane mjere kako bi izvršio naplatu </w:t>
+      <w:proofErr w:type="spellStart"/>
+      <w:r>
+        <w:rPr>
+          <w:rFonts w:ascii="Century Gothic" w:hAnsi="Century Gothic" w:cstheme="minorHAnsi"/>
+          <w:lang w:val="hr-HR"/>
+        </w:rPr>
+        <w:t>preduzme</w:t>
+      </w:r>
+      <w:proofErr w:type="spellEnd"/>
+      <w:r>
+        <w:rPr>
+          <w:rFonts w:ascii="Century Gothic" w:hAnsi="Century Gothic" w:cstheme="minorHAnsi"/>
+          <w:lang w:val="hr-HR"/>
+        </w:rPr>
+        <w:t xml:space="preserve"> zakonom propisane mjere kako bi izvršio naplatu </w:t>
       </w:r>
       <w:r>
         <w:rPr>
@@ -11100,16 +11439,58 @@
           <w:szCs w:val="22"/>
           <w:lang w:val="hr-HR"/>
         </w:rPr>
-        <w:t>program PPU IMH Toddler grupa i PPU IMH Predškolska grupa</w:t>
-      </w:r>
-      <w:r>
-        <w:rPr>
-          <w:rFonts w:ascii="Century Gothic" w:hAnsi="Century Gothic" w:cstheme="minorHAnsi"/>
-          <w:sz w:val="22"/>
-          <w:szCs w:val="22"/>
-          <w:lang w:val="hr-HR"/>
-        </w:rPr>
-        <w:t xml:space="preserve"> iznosiće </w:t>
+        <w:t xml:space="preserve">program PPU IMH </w:t>
+      </w:r>
+      <w:proofErr w:type="spellStart"/>
+      <w:r>
+        <w:rPr>
+          <w:rFonts w:ascii="Century Gothic" w:hAnsi="Century Gothic" w:cstheme="minorHAnsi"/>
+          <w:color w:val="auto"/>
+          <w:sz w:val="22"/>
+          <w:szCs w:val="22"/>
+          <w:lang w:val="hr-HR"/>
+        </w:rPr>
+        <w:t>Toddler</w:t>
+      </w:r>
+      <w:proofErr w:type="spellEnd"/>
+      <w:r>
+        <w:rPr>
+          <w:rFonts w:ascii="Century Gothic" w:hAnsi="Century Gothic" w:cstheme="minorHAnsi"/>
+          <w:color w:val="auto"/>
+          <w:sz w:val="22"/>
+          <w:szCs w:val="22"/>
+          <w:lang w:val="hr-HR"/>
+        </w:rPr>
+        <w:t xml:space="preserve"> grupa i PPU IMH Predškolska grupa</w:t>
+      </w:r>
+      <w:r>
+        <w:rPr>
+          <w:rFonts w:ascii="Century Gothic" w:hAnsi="Century Gothic" w:cstheme="minorHAnsi"/>
+          <w:sz w:val="22"/>
+          <w:szCs w:val="22"/>
+          <w:lang w:val="hr-HR"/>
+        </w:rPr>
+        <w:t xml:space="preserve"> </w:t>
+      </w:r>
+      <w:proofErr w:type="spellStart"/>
+      <w:r>
+        <w:rPr>
+          <w:rFonts w:ascii="Century Gothic" w:hAnsi="Century Gothic" w:cstheme="minorHAnsi"/>
+          <w:sz w:val="22"/>
+          <w:szCs w:val="22"/>
+          <w:lang w:val="hr-HR"/>
+        </w:rPr>
+        <w:t>iznosiće</w:t>
+      </w:r>
+      <w:proofErr w:type="spellEnd"/>
+      <w:r>
+        <w:rPr>
+          <w:rFonts w:ascii="Century Gothic" w:hAnsi="Century Gothic" w:cstheme="minorHAnsi"/>
+          <w:sz w:val="22"/>
+          <w:szCs w:val="22"/>
+          <w:lang w:val="hr-HR"/>
+        </w:rPr>
+        <w:t xml:space="preserve"> </w:t>
       </w:r>
       <w:r>
         <w:rPr>
@@ -11367,7 +11748,27 @@
           <w:szCs w:val="22"/>
           <w:lang w:val="hr-HR"/>
         </w:rPr>
-        <w:t xml:space="preserve"> iznosiće </w:t>
+        <w:t xml:space="preserve"> </w:t>
+      </w:r>
+      <w:proofErr w:type="spellStart"/>
+      <w:r>
+        <w:rPr>
+          <w:rFonts w:ascii="Century Gothic" w:hAnsi="Century Gothic" w:cstheme="minorHAnsi"/>
+          <w:sz w:val="22"/>
+          <w:szCs w:val="22"/>
+          <w:lang w:val="hr-HR"/>
+        </w:rPr>
+        <w:t>iznosiće</w:t>
+      </w:r>
+      <w:proofErr w:type="spellEnd"/>
+      <w:r>
+        <w:rPr>
+          <w:rFonts w:ascii="Century Gothic" w:hAnsi="Century Gothic" w:cstheme="minorHAnsi"/>
+          <w:sz w:val="22"/>
+          <w:szCs w:val="22"/>
+          <w:lang w:val="hr-HR"/>
+        </w:rPr>
+        <w:t xml:space="preserve"> </w:t>
       </w:r>
       <w:r>
         <w:rPr>
@@ -11786,7 +12187,27 @@
           <w:szCs w:val="22"/>
           <w:lang w:val="hr-HR"/>
         </w:rPr>
-        <w:t xml:space="preserve">Odredbe Pravilnika o školarinama mogu biti dopunjene i/ili izmjenjene odlukom </w:t>
+        <w:t xml:space="preserve">Odredbe Pravilnika o školarinama mogu biti dopunjene i/ili </w:t>
+      </w:r>
+      <w:proofErr w:type="spellStart"/>
+      <w:r>
+        <w:rPr>
+          <w:rFonts w:ascii="Century Gothic" w:hAnsi="Century Gothic" w:cstheme="minorHAnsi"/>
+          <w:sz w:val="22"/>
+          <w:szCs w:val="22"/>
+          <w:lang w:val="hr-HR"/>
+        </w:rPr>
+        <w:t>izmjenjene</w:t>
+      </w:r>
+      <w:proofErr w:type="spellEnd"/>
+      <w:r>
+        <w:rPr>
+          <w:rFonts w:ascii="Century Gothic" w:hAnsi="Century Gothic" w:cstheme="minorHAnsi"/>
+          <w:sz w:val="22"/>
+          <w:szCs w:val="22"/>
+          <w:lang w:val="hr-HR"/>
+        </w:rPr>
+        <w:t xml:space="preserve"> odlukom </w:t>
       </w:r>
       <w:r>
         <w:rPr>
@@ -12147,7 +12568,43 @@
         <w:sz w:val="16"/>
         <w:szCs w:val="16"/>
       </w:rPr>
-      <w:t xml:space="preserve">   tel +387 33 267 965 - fax +387 33 267 966</w:t>
+      <w:t xml:space="preserve">   </w:t>
+    </w:r>
+    <w:proofErr w:type="spellStart"/>
+    <w:r>
+      <w:rPr>
+        <w:rFonts w:ascii="Century Gothic" w:hAnsi="Century Gothic"/>
+        <w:sz w:val="16"/>
+        <w:szCs w:val="16"/>
+      </w:rPr>
+      <w:t>tel</w:t>
+    </w:r>
+    <w:proofErr w:type="spellEnd"/>
+    <w:r>
+      <w:rPr>
+        <w:rFonts w:ascii="Century Gothic" w:hAnsi="Century Gothic"/>
+        <w:sz w:val="16"/>
+        <w:szCs w:val="16"/>
+      </w:rPr>
+      <w:t xml:space="preserve"> +387 33 267 965 - </w:t>
+    </w:r>
+    <w:proofErr w:type="spellStart"/>
+    <w:r>
+      <w:rPr>
+        <w:rFonts w:ascii="Century Gothic" w:hAnsi="Century Gothic"/>
+        <w:sz w:val="16"/>
+        <w:szCs w:val="16"/>
+      </w:rPr>
+      <w:t>fax</w:t>
+    </w:r>
+    <w:proofErr w:type="spellEnd"/>
+    <w:r>
+      <w:rPr>
+        <w:rFonts w:ascii="Century Gothic" w:hAnsi="Century Gothic"/>
+        <w:sz w:val="16"/>
+        <w:szCs w:val="16"/>
+      </w:rPr>
+      <w:t xml:space="preserve"> +387 33 267 966</w:t>
     </w:r>
   </w:p>
   <w:p>
@@ -12170,7 +12627,27 @@
         <w:sz w:val="16"/>
         <w:szCs w:val="16"/>
       </w:rPr>
-      <w:t>SPARKASSE BANK d.d., Sarajevo - 1990 4900 5848 7943   I   IBAN: BA39 1990 4900 5848 7943   I   SWIFT (BIC): ABSBBA22</w:t>
+      <w:t xml:space="preserve">SPARKASSE BANK </w:t>
+    </w:r>
+    <w:proofErr w:type="spellStart"/>
+    <w:r>
+      <w:rPr>
+        <w:rFonts w:ascii="Century Gothic" w:eastAsia="Calibri" w:hAnsi="Century Gothic"/>
+        <w:color w:val="auto"/>
+        <w:sz w:val="16"/>
+        <w:szCs w:val="16"/>
+      </w:rPr>
+      <w:t>d.d.</w:t>
+    </w:r>
+    <w:proofErr w:type="spellEnd"/>
+    <w:r>
+      <w:rPr>
+        <w:rFonts w:ascii="Century Gothic" w:eastAsia="Calibri" w:hAnsi="Century Gothic"/>
+        <w:color w:val="auto"/>
+        <w:sz w:val="16"/>
+        <w:szCs w:val="16"/>
+      </w:rPr>
+      <w:t>, Sarajevo - 1990 4900 5848 7943   I   IBAN: BA39 1990 4900 5848 7943   I   SWIFT (BIC): ABSBBA22</w:t>
     </w:r>
   </w:p>
   <w:p>
